--- a/backend/word_templates/工程类/集团外工程/机械租赁/单一来源/5.供应商资格审核表.docx
+++ b/backend/word_templates/工程类/集团外工程/机械租赁/单一来源/5.供应商资格审核表.docx
@@ -202,7 +202,7 @@
               <w:rPr>
                 <w:rFonts w:hint="eastAsia" w:ascii="仿宋_GB2312" w:eastAsia="仿宋_GB2312" w:cs="AdobeSongStd-Light"/>
                 <w:b/>
-                <w:color w:val="auto"/>
+                <w:color w:val="0000FF"/>
                 <w:kern w:val="0"/>
                 <w:sz w:val="24"/>
                 <w:highlight w:val="none"/>
@@ -262,7 +262,7 @@
               <w:rPr>
                 <w:rFonts w:ascii="仿宋_GB2312" w:eastAsia="仿宋_GB2312" w:cs="AdobeSongStd-Light"/>
                 <w:b/>
-                <w:color w:val="auto"/>
+                <w:color w:val="0000FF"/>
                 <w:kern w:val="0"/>
                 <w:sz w:val="24"/>
                 <w:highlight w:val="none"/>
@@ -273,7 +273,7 @@
                 <w:rFonts w:hint="eastAsia" w:ascii="仿宋_GB2312" w:eastAsia="仿宋_GB2312" w:cs="AdobeSongStd-Light"/>
                 <w:b w:val="0"/>
                 <w:bCs/>
-                <w:color w:val="auto"/>
+                <w:color w:val="0000FF"/>
                 <w:kern w:val="0"/>
                 <w:sz w:val="24"/>
                 <w:highlight w:val="none"/>
@@ -281,6 +281,8 @@
               </w:rPr>
               <w:t>{{leibie}}</w:t>
             </w:r>
+            <w:bookmarkStart w:id="0" w:name="_GoBack"/>
+            <w:bookmarkEnd w:id="0"/>
           </w:p>
         </w:tc>
       </w:tr>
@@ -380,7 +382,7 @@
               <w:rPr>
                 <w:rFonts w:hint="default" w:ascii="仿宋_GB2312" w:eastAsia="仿宋_GB2312" w:cs="AdobeSongStd-Light"/>
                 <w:b/>
-                <w:color w:val="auto"/>
+                <w:color w:val="0000FF"/>
                 <w:kern w:val="0"/>
                 <w:sz w:val="24"/>
                 <w:highlight w:val="none"/>
@@ -390,7 +392,7 @@
             <w:r>
               <w:rPr>
                 <w:rFonts w:hint="eastAsia" w:ascii="仿宋_GB2312" w:hAnsi="宋体" w:eastAsia="仿宋_GB2312" w:cs="宋体"/>
-                <w:color w:val="auto"/>
+                <w:color w:val="0000FF"/>
                 <w:kern w:val="0"/>
                 <w:sz w:val="24"/>
                 <w:highlight w:val="none"/>
@@ -494,7 +496,7 @@
               <w:jc w:val="center"/>
               <w:rPr>
                 <w:rFonts w:hint="default" w:ascii="仿宋_GB2312" w:hAnsi="宋体" w:eastAsia="仿宋_GB2312" w:cs="宋体"/>
-                <w:color w:val="auto"/>
+                <w:color w:val="0000FF"/>
                 <w:kern w:val="0"/>
                 <w:sz w:val="24"/>
                 <w:highlight w:val="none"/>
@@ -504,7 +506,7 @@
             <w:r>
               <w:rPr>
                 <w:rFonts w:hint="eastAsia" w:ascii="仿宋_GB2312" w:hAnsi="宋体" w:eastAsia="仿宋_GB2312" w:cs="宋体"/>
-                <w:color w:val="auto"/>
+                <w:color w:val="0000FF"/>
                 <w:kern w:val="0"/>
                 <w:sz w:val="24"/>
                 <w:highlight w:val="none"/>
@@ -529,7 +531,7 @@
               <w:jc w:val="center"/>
               <w:rPr>
                 <w:rFonts w:hint="default" w:ascii="仿宋_GB2312" w:hAnsi="宋体" w:eastAsia="仿宋_GB2312" w:cs="宋体"/>
-                <w:color w:val="auto"/>
+                <w:color w:val="0000FF"/>
                 <w:kern w:val="0"/>
                 <w:sz w:val="24"/>
                 <w:highlight w:val="none"/>
@@ -539,7 +541,7 @@
             <w:r>
               <w:rPr>
                 <w:rFonts w:hint="eastAsia" w:ascii="仿宋_GB2312" w:hAnsi="宋体" w:eastAsia="仿宋_GB2312" w:cs="宋体"/>
-                <w:color w:val="auto"/>
+                <w:color w:val="0000FF"/>
                 <w:kern w:val="0"/>
                 <w:sz w:val="24"/>
                 <w:highlight w:val="none"/>
@@ -2770,8 +2772,6 @@
           <w:highlight w:val="none"/>
         </w:rPr>
       </w:pPr>
-      <w:bookmarkStart w:id="0" w:name="_GoBack"/>
-      <w:bookmarkEnd w:id="0"/>
     </w:p>
     <w:sectPr>
       <w:pgSz w:w="11906" w:h="16838"/>
